--- a/交付文档/试运行文档/实验室库存管理系统试运行测试数据与角色测试用例包.docx
+++ b/交付文档/试运行文档/实验室库存管理系统试运行测试数据与角色测试用例包.docx
@@ -6428,24 +6428,7 @@
         <w:jc w:val="left"/>
       </w:pPr>
       <w:r>
-        <w:rPr>
-          <w:rFonts w:ascii="Microsoft YaHei" w:hAnsi="Microsoft YaHei" w:eastAsia="Microsoft YaHei"/>
-          <w:b/>
-          <w:i w:val="0"/>
-          <w:color w:val="2B2F36"/>
-          <w:sz w:val="22"/>
-        </w:rPr>
-        <w:t>操作步骤：</w:t>
-      </w:r>
-      <w:r>
-        <w:rPr>
-          <w:rFonts w:ascii="Microsoft YaHei" w:hAnsi="Microsoft YaHei" w:eastAsia="Microsoft YaHei"/>
-          <w:b w:val="0"/>
-          <w:i w:val="0"/>
-          <w:color w:val="2B2F36"/>
-          <w:sz w:val="22"/>
-        </w:rPr>
-        <w:t>先导出最新模板；填写两条新主数据 J-020、M-020；另存为 CSV；上传并确认导入。</w:t>
+        <w:t>操作步骤：先导出最新模板；填写两条新主数据 J-020、M-020；直接上传 .xlsx；预览后确认导入。</w:t>
       </w:r>
     </w:p>
     <w:p>
